--- a/END TO END DEPLOYMENT BOSTON PROJECT.docx
+++ b/END TO END DEPLOYMENT BOSTON PROJECT.docx
@@ -1074,27 +1074,576 @@
         <w:rPr>
           <w:sz w:val="20"/>
         </w:rPr>
-        <w:t>And click predict send</w:t>
-      </w:r>
-    </w:p>
-    <w:p>
-      <w:pPr>
-        <w:pStyle w:val="ListParagraph"/>
-        <w:numPr>
-          <w:ilvl w:val="0"/>
-          <w:numId w:val="2"/>
-        </w:numPr>
-        <w:shd w:val="clear" w:color="auto" w:fill="FFFFFF" w:themeFill="background1"/>
-        <w:jc w:val="both"/>
-        <w:rPr>
-          <w:sz w:val="20"/>
-        </w:rPr>
-      </w:pPr>
-      <w:r>
-        <w:rPr>
-          <w:sz w:val="20"/>
-        </w:rPr>
-        <w:t>Git push origin main</w:t>
+        <w:t xml:space="preserve">And </w:t>
+      </w:r>
+      <w:r>
+        <w:rPr>
+          <w:sz w:val="20"/>
+        </w:rPr>
+        <w:t xml:space="preserve">add to </w:t>
+      </w:r>
+      <w:proofErr w:type="spellStart"/>
+      <w:r>
+        <w:rPr>
+          <w:sz w:val="20"/>
+        </w:rPr>
+        <w:t>github</w:t>
+      </w:r>
+      <w:proofErr w:type="spellEnd"/>
+      <w:r>
+        <w:rPr>
+          <w:sz w:val="20"/>
+        </w:rPr>
+        <w:t xml:space="preserve"> by</w:t>
+      </w:r>
+    </w:p>
+    <w:p>
+      <w:pPr>
+        <w:pStyle w:val="ListParagraph"/>
+        <w:numPr>
+          <w:ilvl w:val="0"/>
+          <w:numId w:val="2"/>
+        </w:numPr>
+        <w:shd w:val="clear" w:color="auto" w:fill="FFFFFF" w:themeFill="background1"/>
+        <w:jc w:val="both"/>
+        <w:rPr>
+          <w:sz w:val="20"/>
+        </w:rPr>
+      </w:pPr>
+      <w:r>
+        <w:rPr>
+          <w:sz w:val="20"/>
+        </w:rPr>
+        <w:t>git status</w:t>
+      </w:r>
+      <w:r>
+        <w:rPr>
+          <w:sz w:val="20"/>
+        </w:rPr>
+        <w:t xml:space="preserve"> </w:t>
+      </w:r>
+    </w:p>
+    <w:p>
+      <w:pPr>
+        <w:pStyle w:val="ListParagraph"/>
+        <w:numPr>
+          <w:ilvl w:val="0"/>
+          <w:numId w:val="2"/>
+        </w:numPr>
+        <w:shd w:val="clear" w:color="auto" w:fill="FFFFFF" w:themeFill="background1"/>
+        <w:jc w:val="both"/>
+        <w:rPr>
+          <w:sz w:val="20"/>
+        </w:rPr>
+      </w:pPr>
+      <w:proofErr w:type="gramStart"/>
+      <w:r>
+        <w:rPr>
+          <w:sz w:val="20"/>
+        </w:rPr>
+        <w:t>git</w:t>
+      </w:r>
+      <w:proofErr w:type="gramEnd"/>
+      <w:r>
+        <w:rPr>
+          <w:sz w:val="20"/>
+        </w:rPr>
+        <w:t xml:space="preserve"> add .</w:t>
+      </w:r>
+    </w:p>
+    <w:p>
+      <w:pPr>
+        <w:pStyle w:val="ListParagraph"/>
+        <w:numPr>
+          <w:ilvl w:val="0"/>
+          <w:numId w:val="2"/>
+        </w:numPr>
+        <w:shd w:val="clear" w:color="auto" w:fill="FFFFFF" w:themeFill="background1"/>
+        <w:jc w:val="both"/>
+        <w:rPr>
+          <w:sz w:val="20"/>
+        </w:rPr>
+      </w:pPr>
+      <w:r>
+        <w:rPr>
+          <w:sz w:val="20"/>
+        </w:rPr>
+        <w:t>git commit -m "Added project files"</w:t>
+      </w:r>
+    </w:p>
+    <w:p>
+      <w:pPr>
+        <w:pStyle w:val="ListParagraph"/>
+        <w:numPr>
+          <w:ilvl w:val="0"/>
+          <w:numId w:val="2"/>
+        </w:numPr>
+        <w:shd w:val="clear" w:color="auto" w:fill="FFFFFF" w:themeFill="background1"/>
+        <w:jc w:val="both"/>
+        <w:rPr>
+          <w:sz w:val="20"/>
+        </w:rPr>
+      </w:pPr>
+      <w:r>
+        <w:rPr>
+          <w:sz w:val="20"/>
+        </w:rPr>
+        <w:t>git push origin main</w:t>
+      </w:r>
+    </w:p>
+    <w:p>
+      <w:pPr>
+        <w:pStyle w:val="ListParagraph"/>
+        <w:numPr>
+          <w:ilvl w:val="0"/>
+          <w:numId w:val="2"/>
+        </w:numPr>
+        <w:shd w:val="clear" w:color="auto" w:fill="FFFFFF" w:themeFill="background1"/>
+        <w:jc w:val="both"/>
+        <w:rPr>
+          <w:sz w:val="20"/>
+        </w:rPr>
+      </w:pPr>
+      <w:r>
+        <w:rPr>
+          <w:sz w:val="20"/>
+        </w:rPr>
+        <w:lastRenderedPageBreak/>
+        <w:t xml:space="preserve">if want to deploy in </w:t>
+      </w:r>
+      <w:proofErr w:type="spellStart"/>
+      <w:r>
+        <w:rPr>
+          <w:sz w:val="20"/>
+        </w:rPr>
+        <w:t>heroku</w:t>
+      </w:r>
+      <w:proofErr w:type="spellEnd"/>
+      <w:r>
+        <w:rPr>
+          <w:sz w:val="20"/>
+        </w:rPr>
+        <w:t xml:space="preserve"> platform first of all create </w:t>
+      </w:r>
+      <w:proofErr w:type="spellStart"/>
+      <w:r>
+        <w:rPr>
+          <w:sz w:val="20"/>
+        </w:rPr>
+        <w:t>procfile</w:t>
+      </w:r>
+      <w:proofErr w:type="spellEnd"/>
+      <w:r>
+        <w:rPr>
+          <w:sz w:val="20"/>
+        </w:rPr>
+        <w:t xml:space="preserve"> – </w:t>
+      </w:r>
+      <w:proofErr w:type="spellStart"/>
+      <w:r>
+        <w:rPr>
+          <w:sz w:val="20"/>
+        </w:rPr>
+        <w:t>heroku</w:t>
+      </w:r>
+      <w:proofErr w:type="spellEnd"/>
+      <w:r>
+        <w:rPr>
+          <w:sz w:val="20"/>
+        </w:rPr>
+        <w:t xml:space="preserve"> app – specifies </w:t>
+      </w:r>
+      <w:proofErr w:type="spellStart"/>
+      <w:r>
+        <w:rPr>
+          <w:sz w:val="20"/>
+        </w:rPr>
+        <w:t>somw</w:t>
+      </w:r>
+      <w:proofErr w:type="spellEnd"/>
+      <w:r>
+        <w:rPr>
+          <w:sz w:val="20"/>
+        </w:rPr>
+        <w:t xml:space="preserve"> command that need to be executed by the app as soon as it executed</w:t>
+      </w:r>
+    </w:p>
+    <w:p>
+      <w:pPr>
+        <w:pStyle w:val="ListParagraph"/>
+        <w:numPr>
+          <w:ilvl w:val="0"/>
+          <w:numId w:val="2"/>
+        </w:numPr>
+        <w:shd w:val="clear" w:color="auto" w:fill="FFFFFF" w:themeFill="background1"/>
+        <w:jc w:val="both"/>
+        <w:rPr>
+          <w:sz w:val="20"/>
+        </w:rPr>
+      </w:pPr>
+      <w:proofErr w:type="gramStart"/>
+      <w:r>
+        <w:rPr>
+          <w:sz w:val="20"/>
+        </w:rPr>
+        <w:t>it</w:t>
+      </w:r>
+      <w:proofErr w:type="gramEnd"/>
+      <w:r>
+        <w:rPr>
+          <w:sz w:val="20"/>
+        </w:rPr>
+        <w:t xml:space="preserve"> is giving a kind of command to </w:t>
+      </w:r>
+      <w:proofErr w:type="spellStart"/>
+      <w:r>
+        <w:rPr>
+          <w:sz w:val="20"/>
+        </w:rPr>
+        <w:t>heroku</w:t>
+      </w:r>
+      <w:proofErr w:type="spellEnd"/>
+      <w:r>
+        <w:rPr>
+          <w:sz w:val="20"/>
+        </w:rPr>
+        <w:t xml:space="preserve"> that this application starts that commands exactly need to run.</w:t>
+      </w:r>
+    </w:p>
+    <w:p>
+      <w:pPr>
+        <w:pStyle w:val="ListParagraph"/>
+        <w:numPr>
+          <w:ilvl w:val="0"/>
+          <w:numId w:val="2"/>
+        </w:numPr>
+        <w:shd w:val="clear" w:color="auto" w:fill="FFFFFF" w:themeFill="background1"/>
+        <w:jc w:val="both"/>
+        <w:rPr>
+          <w:sz w:val="20"/>
+        </w:rPr>
+      </w:pPr>
+      <w:r>
+        <w:rPr>
+          <w:sz w:val="20"/>
+        </w:rPr>
+        <w:t xml:space="preserve">Command here write is related to </w:t>
+      </w:r>
+      <w:proofErr w:type="spellStart"/>
+      <w:r>
+        <w:rPr>
+          <w:sz w:val="20"/>
+        </w:rPr>
+        <w:t>gunicorn</w:t>
+      </w:r>
+      <w:proofErr w:type="spellEnd"/>
+      <w:r>
+        <w:rPr>
+          <w:sz w:val="20"/>
+        </w:rPr>
+        <w:t xml:space="preserve"> </w:t>
+      </w:r>
+      <w:proofErr w:type="spellStart"/>
+      <w:r>
+        <w:rPr>
+          <w:sz w:val="20"/>
+        </w:rPr>
+        <w:t>wsgi</w:t>
+      </w:r>
+      <w:proofErr w:type="spellEnd"/>
+      <w:r>
+        <w:rPr>
+          <w:sz w:val="20"/>
+        </w:rPr>
+        <w:t xml:space="preserve"> purest </w:t>
+      </w:r>
+      <w:proofErr w:type="spellStart"/>
+      <w:r>
+        <w:rPr>
+          <w:sz w:val="20"/>
+        </w:rPr>
+        <w:t>py</w:t>
+      </w:r>
+      <w:proofErr w:type="spellEnd"/>
+      <w:r>
+        <w:rPr>
+          <w:sz w:val="20"/>
+        </w:rPr>
+        <w:t xml:space="preserve"> http server allow python application concurrently.</w:t>
+      </w:r>
+    </w:p>
+    <w:p>
+      <w:pPr>
+        <w:pStyle w:val="ListParagraph"/>
+        <w:numPr>
+          <w:ilvl w:val="0"/>
+          <w:numId w:val="2"/>
+        </w:numPr>
+        <w:shd w:val="clear" w:color="auto" w:fill="FFFFFF" w:themeFill="background1"/>
+        <w:jc w:val="both"/>
+        <w:rPr>
+          <w:sz w:val="20"/>
+        </w:rPr>
+      </w:pPr>
+      <w:r>
+        <w:rPr>
+          <w:sz w:val="20"/>
+        </w:rPr>
+        <w:t xml:space="preserve">Made </w:t>
+      </w:r>
+      <w:proofErr w:type="spellStart"/>
+      <w:r>
+        <w:rPr>
+          <w:sz w:val="20"/>
+        </w:rPr>
+        <w:t>docker</w:t>
+      </w:r>
+      <w:proofErr w:type="spellEnd"/>
+      <w:r>
+        <w:rPr>
+          <w:sz w:val="20"/>
+        </w:rPr>
+        <w:t xml:space="preserve"> file for run application in another environment easily.</w:t>
+      </w:r>
+    </w:p>
+    <w:p>
+      <w:pPr>
+        <w:pStyle w:val="ListParagraph"/>
+        <w:numPr>
+          <w:ilvl w:val="0"/>
+          <w:numId w:val="2"/>
+        </w:numPr>
+        <w:shd w:val="clear" w:color="auto" w:fill="FFFFFF" w:themeFill="background1"/>
+        <w:jc w:val="both"/>
+        <w:rPr>
+          <w:sz w:val="20"/>
+        </w:rPr>
+      </w:pPr>
+      <w:r>
+        <w:rPr>
+          <w:sz w:val="20"/>
+        </w:rPr>
+        <w:t xml:space="preserve">Whenever configure </w:t>
+      </w:r>
+      <w:proofErr w:type="spellStart"/>
+      <w:r>
+        <w:rPr>
+          <w:sz w:val="20"/>
+        </w:rPr>
+        <w:t>gtihub</w:t>
+      </w:r>
+      <w:proofErr w:type="spellEnd"/>
+      <w:r>
+        <w:rPr>
+          <w:sz w:val="20"/>
+        </w:rPr>
+        <w:t xml:space="preserve"> action for </w:t>
+      </w:r>
+      <w:proofErr w:type="spellStart"/>
+      <w:r>
+        <w:rPr>
+          <w:sz w:val="20"/>
+        </w:rPr>
+        <w:t>cicd</w:t>
+      </w:r>
+      <w:proofErr w:type="spellEnd"/>
+      <w:r>
+        <w:rPr>
+          <w:sz w:val="20"/>
+        </w:rPr>
+        <w:t xml:space="preserve"> create 2 file .</w:t>
+      </w:r>
+      <w:proofErr w:type="spellStart"/>
+      <w:r>
+        <w:rPr>
+          <w:sz w:val="20"/>
+        </w:rPr>
+        <w:t>github</w:t>
+      </w:r>
+      <w:proofErr w:type="spellEnd"/>
+      <w:r>
+        <w:rPr>
+          <w:sz w:val="20"/>
+        </w:rPr>
+        <w:t xml:space="preserve"> \workflows</w:t>
+      </w:r>
+      <w:r>
+        <w:rPr>
+          <w:sz w:val="20"/>
+        </w:rPr>
+        <w:t>\</w:t>
+      </w:r>
+      <w:proofErr w:type="spellStart"/>
+      <w:r>
+        <w:rPr>
+          <w:sz w:val="20"/>
+        </w:rPr>
+        <w:t>main.yaml</w:t>
+      </w:r>
+      <w:proofErr w:type="spellEnd"/>
+      <w:r>
+        <w:rPr>
+          <w:sz w:val="20"/>
+        </w:rPr>
+        <w:t xml:space="preserve"> file</w:t>
+      </w:r>
+    </w:p>
+    <w:p>
+      <w:pPr>
+        <w:pStyle w:val="ListParagraph"/>
+        <w:numPr>
+          <w:ilvl w:val="0"/>
+          <w:numId w:val="2"/>
+        </w:numPr>
+        <w:shd w:val="clear" w:color="auto" w:fill="FFFFFF" w:themeFill="background1"/>
+        <w:jc w:val="both"/>
+        <w:rPr>
+          <w:sz w:val="20"/>
+        </w:rPr>
+      </w:pPr>
+      <w:proofErr w:type="spellStart"/>
+      <w:r>
+        <w:rPr>
+          <w:sz w:val="20"/>
+        </w:rPr>
+        <w:t>Main.yaml</w:t>
+      </w:r>
+      <w:proofErr w:type="spellEnd"/>
+      <w:r>
+        <w:rPr>
+          <w:sz w:val="20"/>
+        </w:rPr>
+        <w:t xml:space="preserve"> contain made </w:t>
+      </w:r>
+      <w:proofErr w:type="spellStart"/>
+      <w:r>
+        <w:rPr>
+          <w:sz w:val="20"/>
+        </w:rPr>
+        <w:t>docker</w:t>
+      </w:r>
+      <w:proofErr w:type="spellEnd"/>
+      <w:r>
+        <w:rPr>
+          <w:sz w:val="20"/>
+        </w:rPr>
+        <w:t xml:space="preserve"> image in form of container and push this image in </w:t>
+      </w:r>
+      <w:proofErr w:type="spellStart"/>
+      <w:r>
+        <w:rPr>
+          <w:sz w:val="20"/>
+        </w:rPr>
+        <w:t>heroku</w:t>
+      </w:r>
+      <w:proofErr w:type="spellEnd"/>
+      <w:r>
+        <w:rPr>
+          <w:sz w:val="20"/>
+        </w:rPr>
+        <w:t xml:space="preserve"> platform.</w:t>
+      </w:r>
+    </w:p>
+    <w:p>
+      <w:pPr>
+        <w:shd w:val="clear" w:color="auto" w:fill="FFFFFF" w:themeFill="background1"/>
+        <w:ind w:left="360"/>
+        <w:jc w:val="both"/>
+        <w:rPr>
+          <w:sz w:val="20"/>
+        </w:rPr>
+      </w:pPr>
+    </w:p>
+    <w:p>
+      <w:pPr>
+        <w:pStyle w:val="ListParagraph"/>
+        <w:shd w:val="clear" w:color="auto" w:fill="FFFFFF" w:themeFill="background1"/>
+        <w:jc w:val="both"/>
+        <w:rPr>
+          <w:sz w:val="20"/>
+        </w:rPr>
+      </w:pPr>
+      <w:r>
+        <w:rPr>
+          <w:sz w:val="20"/>
+        </w:rPr>
+        <w:t xml:space="preserve">Create </w:t>
+      </w:r>
+      <w:proofErr w:type="spellStart"/>
+      <w:proofErr w:type="gramStart"/>
+      <w:r>
+        <w:rPr>
+          <w:sz w:val="20"/>
+        </w:rPr>
+        <w:t>api</w:t>
+      </w:r>
+      <w:proofErr w:type="spellEnd"/>
+      <w:proofErr w:type="gramEnd"/>
+      <w:r>
+        <w:rPr>
+          <w:sz w:val="20"/>
+        </w:rPr>
+        <w:t xml:space="preserve"> key in </w:t>
+      </w:r>
+      <w:proofErr w:type="spellStart"/>
+      <w:r>
+        <w:rPr>
+          <w:sz w:val="20"/>
+        </w:rPr>
+        <w:t>heroku</w:t>
+      </w:r>
+      <w:proofErr w:type="spellEnd"/>
+      <w:r>
+        <w:rPr>
+          <w:sz w:val="20"/>
+        </w:rPr>
+        <w:t xml:space="preserve"> and paste in </w:t>
+      </w:r>
+      <w:r>
+        <w:rPr>
+          <w:sz w:val="20"/>
+        </w:rPr>
+        <w:t>projects-</w:t>
+      </w:r>
+      <w:proofErr w:type="spellStart"/>
+      <w:r>
+        <w:rPr>
+          <w:sz w:val="20"/>
+        </w:rPr>
+        <w:t>bsotonhousepricing</w:t>
+      </w:r>
+      <w:proofErr w:type="spellEnd"/>
+      <w:r>
+        <w:rPr>
+          <w:sz w:val="20"/>
+        </w:rPr>
+        <w:t xml:space="preserve">/setting  </w:t>
+      </w:r>
+      <w:r>
+        <w:rPr>
+          <w:sz w:val="20"/>
+        </w:rPr>
+        <w:sym w:font="Wingdings" w:char="F0E0"/>
+      </w:r>
+      <w:r>
+        <w:rPr>
+          <w:sz w:val="20"/>
+        </w:rPr>
+        <w:t xml:space="preserve"> </w:t>
+      </w:r>
+      <w:proofErr w:type="spellStart"/>
+      <w:r>
+        <w:rPr>
+          <w:sz w:val="20"/>
+        </w:rPr>
+        <w:t>github</w:t>
+      </w:r>
+      <w:proofErr w:type="spellEnd"/>
+      <w:r>
+        <w:rPr>
+          <w:sz w:val="20"/>
+        </w:rPr>
+        <w:t xml:space="preserve"> secret in action secret/new secret</w:t>
       </w:r>
       <w:bookmarkStart w:id="0" w:name="_GoBack"/>
       <w:bookmarkEnd w:id="0"/>
